--- a/Document.docx
+++ b/Document.docx
@@ -121,7 +121,33 @@
           <w:noProof/>
           <w:sz w:val="28"/>
           <w:szCs w:val="28"/>
-          <w:lang w:val="ru-RU" w:eastAsia="ru-RU"/>
+          <w:lang w:val="en-US" w:eastAsia="ru-RU"/>
+        </w:rPr>
+      </w:pPr>
+    </w:p>
+    <w:p>
+      <w:pPr>
+        <w:jc w:val="both"/>
+        <w:rPr>
+          <w:rFonts w:ascii="Times New Roman" w:hAnsi="Times New Roman" w:cs="Times New Roman"/>
+          <w:b/>
+          <w:noProof/>
+          <w:sz w:val="28"/>
+          <w:szCs w:val="28"/>
+          <w:lang w:val="en-US" w:eastAsia="ru-RU"/>
+        </w:rPr>
+      </w:pPr>
+    </w:p>
+    <w:p>
+      <w:pPr>
+        <w:jc w:val="both"/>
+        <w:rPr>
+          <w:rFonts w:ascii="Times New Roman" w:hAnsi="Times New Roman" w:cs="Times New Roman"/>
+          <w:b/>
+          <w:noProof/>
+          <w:sz w:val="28"/>
+          <w:szCs w:val="28"/>
+          <w:lang w:val="en-US" w:eastAsia="ru-RU"/>
         </w:rPr>
       </w:pPr>
     </w:p>
@@ -1901,6 +1927,7 @@
           <w:szCs w:val="28"/>
           <w:lang w:val="ru-RU"/>
         </w:rPr>
+        <w:lastRenderedPageBreak/>
         <w:t>Керування</w:t>
       </w:r>
       <w:proofErr w:type="spellEnd"/>
@@ -2029,7 +2056,6 @@
           <w:szCs w:val="28"/>
           <w:lang w:val="ru-RU"/>
         </w:rPr>
-        <w:lastRenderedPageBreak/>
         <w:t>Підтримка</w:t>
       </w:r>
       <w:proofErr w:type="spellEnd"/>
@@ -2865,7 +2891,16 @@
                 <w:sz w:val="28"/>
                 <w:szCs w:val="28"/>
               </w:rPr>
-              <w:t>Онлайн-магазин з ігровою атрибутикою, інтегрований з локальними платіжними системами.</w:t>
+              <w:t xml:space="preserve">Онлайн-магазин з ігровою атрибутикою, інтегрований з локальними </w:t>
+            </w:r>
+            <w:r>
+              <w:rPr>
+                <w:rFonts w:ascii="Times New Roman" w:hAnsi="Times New Roman" w:cs="Times New Roman"/>
+                <w:sz w:val="28"/>
+                <w:szCs w:val="28"/>
+              </w:rPr>
+              <w:lastRenderedPageBreak/>
+              <w:t>платіжними системами.</w:t>
             </w:r>
           </w:p>
         </w:tc>
@@ -2889,7 +2924,17 @@
                 <w:sz w:val="28"/>
                 <w:szCs w:val="28"/>
               </w:rPr>
-              <w:t>Зручність, швидкість, надійність, підтримка української спільноти.</w:t>
+              <w:lastRenderedPageBreak/>
+              <w:t xml:space="preserve">Зручність, швидкість, надійність, підтримка </w:t>
+            </w:r>
+            <w:r>
+              <w:rPr>
+                <w:rFonts w:ascii="Times New Roman" w:hAnsi="Times New Roman" w:cs="Times New Roman"/>
+                <w:sz w:val="28"/>
+                <w:szCs w:val="28"/>
+              </w:rPr>
+              <w:lastRenderedPageBreak/>
+              <w:t>української спільноти.</w:t>
             </w:r>
           </w:p>
         </w:tc>
@@ -2926,7 +2971,6 @@
           <w:szCs w:val="28"/>
           <w:lang w:val="ru-RU" w:eastAsia="ru-RU"/>
         </w:rPr>
-        <w:lastRenderedPageBreak/>
         <w:t xml:space="preserve">3. </w:t>
       </w:r>
       <w:r>
@@ -6031,6 +6075,7 @@
   <w:style w:type="character" w:default="1" w:styleId="a0">
     <w:name w:val="Default Paragraph Font"/>
     <w:uiPriority w:val="1"/>
+    <w:semiHidden/>
     <w:unhideWhenUsed/>
   </w:style>
   <w:style w:type="table" w:default="1" w:styleId="a1">

--- a/Document.docx
+++ b/Document.docx
@@ -20,29 +20,7 @@
           <w:sz w:val="28"/>
           <w:szCs w:val="28"/>
         </w:rPr>
-        <w:t>Тема (назва) проекту: Інтернет-магазин ігрових товарів “</w:t>
-      </w:r>
-      <w:proofErr w:type="spellStart"/>
-      <w:r>
-        <w:rPr>
-          <w:rFonts w:ascii="Times New Roman" w:hAnsi="Times New Roman" w:cs="Times New Roman"/>
-          <w:b/>
-          <w:bCs/>
-          <w:sz w:val="28"/>
-          <w:szCs w:val="28"/>
-        </w:rPr>
-        <w:t>Midgard</w:t>
-      </w:r>
-      <w:proofErr w:type="spellEnd"/>
-      <w:r>
-        <w:rPr>
-          <w:rFonts w:ascii="Times New Roman" w:hAnsi="Times New Roman" w:cs="Times New Roman"/>
-          <w:b/>
-          <w:bCs/>
-          <w:sz w:val="28"/>
-          <w:szCs w:val="28"/>
-        </w:rPr>
-        <w:t xml:space="preserve"> Project”</w:t>
+        <w:t>Тема (назва) проекту: Інтернет-магазин ігрових товарів “Midgard Project”</w:t>
       </w:r>
     </w:p>
     <w:p>
@@ -53,9 +31,19 @@
           <w:bCs/>
           <w:sz w:val="28"/>
           <w:szCs w:val="28"/>
-          <w:lang w:val="ru-RU"/>
-        </w:rPr>
-      </w:pPr>
+        </w:rPr>
+      </w:pPr>
+      <w:r>
+        <w:rPr>
+          <w:rFonts w:ascii="Times New Roman" w:hAnsi="Times New Roman" w:cs="Times New Roman"/>
+          <w:b/>
+          <w:bCs/>
+          <w:sz w:val="28"/>
+          <w:szCs w:val="28"/>
+          <w:lang w:val="en-US"/>
+        </w:rPr>
+        <w:t>eeeeeeeeeeee</w:t>
+      </w:r>
     </w:p>
     <w:p>
       <w:pPr>
@@ -66,7 +54,7 @@
           <w:noProof/>
           <w:sz w:val="28"/>
           <w:szCs w:val="28"/>
-          <w:lang w:val="ru-RU" w:eastAsia="ru-RU"/>
+          <w:lang w:eastAsia="ru-RU"/>
         </w:rPr>
       </w:pPr>
       <w:r>
@@ -76,18 +64,40 @@
           <w:noProof/>
           <w:sz w:val="28"/>
           <w:szCs w:val="28"/>
-          <w:lang w:val="ru-RU" w:eastAsia="ru-RU"/>
-        </w:rPr>
-        <w:t>1 Scrum-команда: (</w:t>
+          <w:lang w:eastAsia="ru-RU"/>
+        </w:rPr>
+        <w:t xml:space="preserve">1 </w:t>
       </w:r>
       <w:r>
         <w:rPr>
           <w:rFonts w:ascii="Times New Roman" w:hAnsi="Times New Roman" w:cs="Times New Roman"/>
+          <w:b/>
           <w:noProof/>
           <w:sz w:val="28"/>
           <w:szCs w:val="28"/>
+          <w:lang w:val="ru-RU" w:eastAsia="ru-RU"/>
+        </w:rPr>
+        <w:t>Scrum</w:t>
+      </w:r>
+      <w:r>
+        <w:rPr>
+          <w:rFonts w:ascii="Times New Roman" w:hAnsi="Times New Roman" w:cs="Times New Roman"/>
+          <w:b/>
+          <w:noProof/>
+          <w:sz w:val="28"/>
+          <w:szCs w:val="28"/>
+          <w:lang w:eastAsia="ru-RU"/>
+        </w:rPr>
+        <w:t>-команда: (</w:t>
+      </w:r>
+      <w:r>
+        <w:rPr>
+          <w:rFonts w:ascii="Times New Roman" w:hAnsi="Times New Roman" w:cs="Times New Roman"/>
+          <w:noProof/>
+          <w:sz w:val="28"/>
+          <w:szCs w:val="28"/>
           <w:highlight w:val="yellow"/>
-          <w:lang w:val="ru-RU" w:eastAsia="ru-RU"/>
+          <w:lang w:eastAsia="ru-RU"/>
         </w:rPr>
         <w:t xml:space="preserve">виділити того, хто виконує роль </w:t>
       </w:r>
@@ -97,7 +107,7 @@
           <w:noProof/>
           <w:sz w:val="28"/>
           <w:szCs w:val="28"/>
-          <w:lang w:val="ru-RU" w:eastAsia="ru-RU"/>
+          <w:lang w:eastAsia="ru-RU"/>
         </w:rPr>
         <w:t xml:space="preserve"> </w:t>
       </w:r>
@@ -107,9 +117,49 @@
           <w:noProof/>
           <w:sz w:val="28"/>
           <w:szCs w:val="28"/>
+          <w:lang w:eastAsia="ru-RU"/>
+        </w:rPr>
+        <w:t xml:space="preserve"> </w:t>
+      </w:r>
+      <w:r>
+        <w:rPr>
+          <w:rFonts w:ascii="Times New Roman" w:hAnsi="Times New Roman" w:cs="Times New Roman"/>
+          <w:noProof/>
+          <w:sz w:val="28"/>
+          <w:szCs w:val="28"/>
           <w:lang w:val="ru-RU" w:eastAsia="ru-RU"/>
         </w:rPr>
-        <w:t xml:space="preserve"> SCRUM Master)</w:t>
+        <w:t>SCRUM</w:t>
+      </w:r>
+      <w:r>
+        <w:rPr>
+          <w:rFonts w:ascii="Times New Roman" w:hAnsi="Times New Roman" w:cs="Times New Roman"/>
+          <w:noProof/>
+          <w:sz w:val="28"/>
+          <w:szCs w:val="28"/>
+          <w:lang w:eastAsia="ru-RU"/>
+        </w:rPr>
+        <w:t xml:space="preserve"> </w:t>
+      </w:r>
+      <w:r>
+        <w:rPr>
+          <w:rFonts w:ascii="Times New Roman" w:hAnsi="Times New Roman" w:cs="Times New Roman"/>
+          <w:noProof/>
+          <w:sz w:val="28"/>
+          <w:szCs w:val="28"/>
+          <w:lang w:val="ru-RU" w:eastAsia="ru-RU"/>
+        </w:rPr>
+        <w:t>Master</w:t>
+      </w:r>
+      <w:r>
+        <w:rPr>
+          <w:rFonts w:ascii="Times New Roman" w:hAnsi="Times New Roman" w:cs="Times New Roman"/>
+          <w:noProof/>
+          <w:sz w:val="28"/>
+          <w:szCs w:val="28"/>
+          <w:lang w:eastAsia="ru-RU"/>
+        </w:rPr>
+        <w:t>)</w:t>
       </w:r>
     </w:p>
     <w:p>
@@ -121,7 +171,7 @@
           <w:noProof/>
           <w:sz w:val="28"/>
           <w:szCs w:val="28"/>
-          <w:lang w:val="en-US" w:eastAsia="ru-RU"/>
+          <w:lang w:eastAsia="ru-RU"/>
         </w:rPr>
       </w:pPr>
     </w:p>
@@ -134,7 +184,7 @@
           <w:noProof/>
           <w:sz w:val="28"/>
           <w:szCs w:val="28"/>
-          <w:lang w:val="en-US" w:eastAsia="ru-RU"/>
+          <w:lang w:eastAsia="ru-RU"/>
         </w:rPr>
       </w:pPr>
     </w:p>
@@ -147,7 +197,7 @@
           <w:noProof/>
           <w:sz w:val="28"/>
           <w:szCs w:val="28"/>
-          <w:lang w:val="en-US" w:eastAsia="ru-RU"/>
+          <w:lang w:eastAsia="ru-RU"/>
         </w:rPr>
       </w:pPr>
     </w:p>
@@ -185,7 +235,6 @@
                 <w:szCs w:val="28"/>
               </w:rPr>
             </w:pPr>
-            <w:proofErr w:type="spellStart"/>
             <w:r>
               <w:rPr>
                 <w:rFonts w:ascii="Times New Roman" w:eastAsia="Times New Roman" w:hAnsi="Times New Roman" w:cs="Times New Roman"/>
@@ -195,7 +244,6 @@
               </w:rPr>
               <w:t>Учасник</w:t>
             </w:r>
-            <w:proofErr w:type="spellEnd"/>
           </w:p>
         </w:tc>
         <w:tc>
@@ -211,7 +259,6 @@
                 <w:szCs w:val="28"/>
               </w:rPr>
             </w:pPr>
-            <w:proofErr w:type="spellStart"/>
             <w:r>
               <w:rPr>
                 <w:rFonts w:ascii="Times New Roman" w:hAnsi="Times New Roman" w:cs="Times New Roman"/>
@@ -221,7 +268,6 @@
               </w:rPr>
               <w:t>Група</w:t>
             </w:r>
-            <w:proofErr w:type="spellEnd"/>
           </w:p>
         </w:tc>
         <w:tc>
@@ -237,7 +283,6 @@
                 <w:szCs w:val="28"/>
               </w:rPr>
             </w:pPr>
-            <w:proofErr w:type="spellStart"/>
             <w:r>
               <w:rPr>
                 <w:rFonts w:ascii="Times New Roman" w:eastAsia="Times New Roman" w:hAnsi="Times New Roman" w:cs="Times New Roman"/>
@@ -245,29 +290,8 @@
                 <w:sz w:val="28"/>
                 <w:szCs w:val="28"/>
               </w:rPr>
-              <w:t>Ролі</w:t>
+              <w:t>Ролі на проекті</w:t>
             </w:r>
-            <w:proofErr w:type="spellEnd"/>
-            <w:r>
-              <w:rPr>
-                <w:rFonts w:ascii="Times New Roman" w:eastAsia="Times New Roman" w:hAnsi="Times New Roman" w:cs="Times New Roman"/>
-                <w:i/>
-                <w:sz w:val="28"/>
-                <w:szCs w:val="28"/>
-              </w:rPr>
-              <w:t xml:space="preserve"> на </w:t>
-            </w:r>
-            <w:proofErr w:type="spellStart"/>
-            <w:r>
-              <w:rPr>
-                <w:rFonts w:ascii="Times New Roman" w:eastAsia="Times New Roman" w:hAnsi="Times New Roman" w:cs="Times New Roman"/>
-                <w:i/>
-                <w:sz w:val="28"/>
-                <w:szCs w:val="28"/>
-              </w:rPr>
-              <w:t>проекті</w:t>
-            </w:r>
-            <w:proofErr w:type="spellEnd"/>
           </w:p>
         </w:tc>
         <w:tc>
@@ -310,7 +334,6 @@
                 <w:highlight w:val="yellow"/>
               </w:rPr>
             </w:pPr>
-            <w:proofErr w:type="spellStart"/>
             <w:r>
               <w:rPr>
                 <w:rFonts w:ascii="Times New Roman" w:hAnsi="Times New Roman" w:cs="Times New Roman"/>
@@ -319,18 +342,7 @@
                 <w:szCs w:val="28"/>
                 <w:highlight w:val="yellow"/>
               </w:rPr>
-              <w:t>Дріманова</w:t>
-            </w:r>
-            <w:proofErr w:type="spellEnd"/>
-            <w:r>
-              <w:rPr>
-                <w:rFonts w:ascii="Times New Roman" w:hAnsi="Times New Roman" w:cs="Times New Roman"/>
-                <w:i/>
-                <w:sz w:val="28"/>
-                <w:szCs w:val="28"/>
-                <w:highlight w:val="yellow"/>
-              </w:rPr>
-              <w:t xml:space="preserve"> М. А.</w:t>
+              <w:t>Дріманова М. А.</w:t>
             </w:r>
           </w:p>
         </w:tc>
@@ -585,7 +597,6 @@
                 <w:szCs w:val="28"/>
               </w:rPr>
             </w:pPr>
-            <w:proofErr w:type="spellStart"/>
             <w:r>
               <w:rPr>
                 <w:rFonts w:ascii="Times New Roman" w:hAnsi="Times New Roman" w:cs="Times New Roman"/>
@@ -593,17 +604,7 @@
                 <w:sz w:val="28"/>
                 <w:szCs w:val="28"/>
               </w:rPr>
-              <w:t>Яхяев</w:t>
-            </w:r>
-            <w:proofErr w:type="spellEnd"/>
-            <w:r>
-              <w:rPr>
-                <w:rFonts w:ascii="Times New Roman" w:hAnsi="Times New Roman" w:cs="Times New Roman"/>
-                <w:i/>
-                <w:sz w:val="28"/>
-                <w:szCs w:val="28"/>
-              </w:rPr>
-              <w:t xml:space="preserve"> А. А.</w:t>
+              <w:t>Яхяев А. А.</w:t>
             </w:r>
           </w:p>
         </w:tc>
@@ -720,7 +721,6 @@
           <w:lang w:val="ru-RU"/>
         </w:rPr>
       </w:pPr>
-      <w:proofErr w:type="spellStart"/>
       <w:r>
         <w:rPr>
           <w:rFonts w:ascii="Times New Roman" w:hAnsi="Times New Roman" w:cs="Times New Roman"/>
@@ -729,18 +729,7 @@
           <w:szCs w:val="28"/>
           <w:lang w:val="ru-RU"/>
         </w:rPr>
-        <w:t>Опис</w:t>
-      </w:r>
-      <w:proofErr w:type="spellEnd"/>
-      <w:r>
-        <w:rPr>
-          <w:rFonts w:ascii="Times New Roman" w:hAnsi="Times New Roman" w:cs="Times New Roman"/>
-          <w:b/>
-          <w:sz w:val="28"/>
-          <w:szCs w:val="28"/>
-          <w:lang w:val="ru-RU"/>
-        </w:rPr>
-        <w:t xml:space="preserve"> проекту:</w:t>
+        <w:t>Опис проекту:</w:t>
       </w:r>
     </w:p>
     <w:p>
@@ -791,7 +780,6 @@
           <w:lang w:val="ru-RU"/>
         </w:rPr>
       </w:pPr>
-      <w:proofErr w:type="spellStart"/>
       <w:r>
         <w:rPr>
           <w:rFonts w:ascii="Times New Roman" w:hAnsi="Times New Roman" w:cs="Times New Roman"/>
@@ -800,40 +788,7 @@
           <w:szCs w:val="28"/>
           <w:lang w:val="ru-RU"/>
         </w:rPr>
-        <w:t>Цільова</w:t>
-      </w:r>
-      <w:proofErr w:type="spellEnd"/>
-      <w:r>
-        <w:rPr>
-          <w:rFonts w:ascii="Times New Roman" w:hAnsi="Times New Roman" w:cs="Times New Roman"/>
-          <w:b/>
-          <w:sz w:val="28"/>
-          <w:szCs w:val="28"/>
-          <w:lang w:val="ru-RU"/>
-        </w:rPr>
-        <w:t xml:space="preserve"> </w:t>
-      </w:r>
-      <w:proofErr w:type="spellStart"/>
-      <w:r>
-        <w:rPr>
-          <w:rFonts w:ascii="Times New Roman" w:hAnsi="Times New Roman" w:cs="Times New Roman"/>
-          <w:b/>
-          <w:sz w:val="28"/>
-          <w:szCs w:val="28"/>
-          <w:lang w:val="ru-RU"/>
-        </w:rPr>
-        <w:t>аудиторія</w:t>
-      </w:r>
-      <w:proofErr w:type="spellEnd"/>
-      <w:r>
-        <w:rPr>
-          <w:rFonts w:ascii="Times New Roman" w:hAnsi="Times New Roman" w:cs="Times New Roman"/>
-          <w:b/>
-          <w:sz w:val="28"/>
-          <w:szCs w:val="28"/>
-          <w:lang w:val="ru-RU"/>
-        </w:rPr>
-        <w:t>:</w:t>
+        <w:t>Цільова аудиторія:</w:t>
       </w:r>
     </w:p>
     <w:p>
@@ -852,7 +807,6 @@
           <w:lang w:val="ru-RU"/>
         </w:rPr>
       </w:pPr>
-      <w:proofErr w:type="spellStart"/>
       <w:r>
         <w:rPr>
           <w:rFonts w:ascii="Times New Roman" w:hAnsi="Times New Roman" w:cs="Times New Roman"/>
@@ -861,128 +815,7 @@
           <w:szCs w:val="28"/>
           <w:lang w:val="ru-RU"/>
         </w:rPr>
-        <w:t>Геймери</w:t>
-      </w:r>
-      <w:proofErr w:type="spellEnd"/>
-      <w:r>
-        <w:rPr>
-          <w:rFonts w:ascii="Times New Roman" w:hAnsi="Times New Roman" w:cs="Times New Roman"/>
-          <w:b/>
-          <w:sz w:val="28"/>
-          <w:szCs w:val="28"/>
-          <w:lang w:val="ru-RU"/>
-        </w:rPr>
-        <w:t xml:space="preserve">, </w:t>
-      </w:r>
-      <w:proofErr w:type="spellStart"/>
-      <w:r>
-        <w:rPr>
-          <w:rFonts w:ascii="Times New Roman" w:hAnsi="Times New Roman" w:cs="Times New Roman"/>
-          <w:b/>
-          <w:sz w:val="28"/>
-          <w:szCs w:val="28"/>
-          <w:lang w:val="ru-RU"/>
-        </w:rPr>
-        <w:t>які</w:t>
-      </w:r>
-      <w:proofErr w:type="spellEnd"/>
-      <w:r>
-        <w:rPr>
-          <w:rFonts w:ascii="Times New Roman" w:hAnsi="Times New Roman" w:cs="Times New Roman"/>
-          <w:b/>
-          <w:sz w:val="28"/>
-          <w:szCs w:val="28"/>
-          <w:lang w:val="ru-RU"/>
-        </w:rPr>
-        <w:t xml:space="preserve"> </w:t>
-      </w:r>
-      <w:proofErr w:type="spellStart"/>
-      <w:r>
-        <w:rPr>
-          <w:rFonts w:ascii="Times New Roman" w:hAnsi="Times New Roman" w:cs="Times New Roman"/>
-          <w:b/>
-          <w:sz w:val="28"/>
-          <w:szCs w:val="28"/>
-          <w:lang w:val="ru-RU"/>
-        </w:rPr>
-        <w:t>шукають</w:t>
-      </w:r>
-      <w:proofErr w:type="spellEnd"/>
-      <w:r>
-        <w:rPr>
-          <w:rFonts w:ascii="Times New Roman" w:hAnsi="Times New Roman" w:cs="Times New Roman"/>
-          <w:b/>
-          <w:sz w:val="28"/>
-          <w:szCs w:val="28"/>
-          <w:lang w:val="ru-RU"/>
-        </w:rPr>
-        <w:t xml:space="preserve"> </w:t>
-      </w:r>
-      <w:proofErr w:type="spellStart"/>
-      <w:r>
-        <w:rPr>
-          <w:rFonts w:ascii="Times New Roman" w:hAnsi="Times New Roman" w:cs="Times New Roman"/>
-          <w:b/>
-          <w:sz w:val="28"/>
-          <w:szCs w:val="28"/>
-          <w:lang w:val="ru-RU"/>
-        </w:rPr>
-        <w:t>офіційний</w:t>
-      </w:r>
-      <w:proofErr w:type="spellEnd"/>
-      <w:r>
-        <w:rPr>
-          <w:rFonts w:ascii="Times New Roman" w:hAnsi="Times New Roman" w:cs="Times New Roman"/>
-          <w:b/>
-          <w:sz w:val="28"/>
-          <w:szCs w:val="28"/>
-          <w:lang w:val="ru-RU"/>
-        </w:rPr>
-        <w:t xml:space="preserve"> мерч </w:t>
-      </w:r>
-      <w:proofErr w:type="spellStart"/>
-      <w:r>
-        <w:rPr>
-          <w:rFonts w:ascii="Times New Roman" w:hAnsi="Times New Roman" w:cs="Times New Roman"/>
-          <w:b/>
-          <w:sz w:val="28"/>
-          <w:szCs w:val="28"/>
-          <w:lang w:val="ru-RU"/>
-        </w:rPr>
-        <w:t>улюблених</w:t>
-      </w:r>
-      <w:proofErr w:type="spellEnd"/>
-      <w:r>
-        <w:rPr>
-          <w:rFonts w:ascii="Times New Roman" w:hAnsi="Times New Roman" w:cs="Times New Roman"/>
-          <w:b/>
-          <w:sz w:val="28"/>
-          <w:szCs w:val="28"/>
-          <w:lang w:val="ru-RU"/>
-        </w:rPr>
-        <w:t xml:space="preserve"> </w:t>
-      </w:r>
-      <w:proofErr w:type="spellStart"/>
-      <w:r>
-        <w:rPr>
-          <w:rFonts w:ascii="Times New Roman" w:hAnsi="Times New Roman" w:cs="Times New Roman"/>
-          <w:b/>
-          <w:sz w:val="28"/>
-          <w:szCs w:val="28"/>
-          <w:lang w:val="ru-RU"/>
-        </w:rPr>
-        <w:t>ігор</w:t>
-      </w:r>
-      <w:proofErr w:type="spellEnd"/>
-      <w:r>
-        <w:rPr>
-          <w:rFonts w:ascii="Times New Roman" w:hAnsi="Times New Roman" w:cs="Times New Roman"/>
-          <w:b/>
-          <w:sz w:val="28"/>
-          <w:szCs w:val="28"/>
-          <w:lang w:val="ru-RU"/>
-        </w:rPr>
-        <w:t>;</w:t>
+        <w:t>Геймери, які шукають офіційний мерч улюблених ігор;</w:t>
       </w:r>
     </w:p>
     <w:p>
@@ -1001,7 +834,6 @@
           <w:lang w:val="ru-RU"/>
         </w:rPr>
       </w:pPr>
-      <w:proofErr w:type="spellStart"/>
       <w:r>
         <w:rPr>
           <w:rFonts w:ascii="Times New Roman" w:hAnsi="Times New Roman" w:cs="Times New Roman"/>
@@ -1010,150 +842,7 @@
           <w:szCs w:val="28"/>
           <w:lang w:val="ru-RU"/>
         </w:rPr>
-        <w:t>Фанати</w:t>
-      </w:r>
-      <w:proofErr w:type="spellEnd"/>
-      <w:r>
-        <w:rPr>
-          <w:rFonts w:ascii="Times New Roman" w:hAnsi="Times New Roman" w:cs="Times New Roman"/>
-          <w:b/>
-          <w:sz w:val="28"/>
-          <w:szCs w:val="28"/>
-          <w:lang w:val="ru-RU"/>
-        </w:rPr>
-        <w:t xml:space="preserve"> </w:t>
-      </w:r>
-      <w:proofErr w:type="spellStart"/>
-      <w:r>
-        <w:rPr>
-          <w:rFonts w:ascii="Times New Roman" w:hAnsi="Times New Roman" w:cs="Times New Roman"/>
-          <w:b/>
-          <w:sz w:val="28"/>
-          <w:szCs w:val="28"/>
-          <w:lang w:val="ru-RU"/>
-        </w:rPr>
-        <w:t>відеоігор</w:t>
-      </w:r>
-      <w:proofErr w:type="spellEnd"/>
-      <w:r>
-        <w:rPr>
-          <w:rFonts w:ascii="Times New Roman" w:hAnsi="Times New Roman" w:cs="Times New Roman"/>
-          <w:b/>
-          <w:sz w:val="28"/>
-          <w:szCs w:val="28"/>
-          <w:lang w:val="ru-RU"/>
-        </w:rPr>
-        <w:t xml:space="preserve">, </w:t>
-      </w:r>
-      <w:proofErr w:type="spellStart"/>
-      <w:r>
-        <w:rPr>
-          <w:rFonts w:ascii="Times New Roman" w:hAnsi="Times New Roman" w:cs="Times New Roman"/>
-          <w:b/>
-          <w:sz w:val="28"/>
-          <w:szCs w:val="28"/>
-          <w:lang w:val="ru-RU"/>
-        </w:rPr>
-        <w:t>які</w:t>
-      </w:r>
-      <w:proofErr w:type="spellEnd"/>
-      <w:r>
-        <w:rPr>
-          <w:rFonts w:ascii="Times New Roman" w:hAnsi="Times New Roman" w:cs="Times New Roman"/>
-          <w:b/>
-          <w:sz w:val="28"/>
-          <w:szCs w:val="28"/>
-          <w:lang w:val="ru-RU"/>
-        </w:rPr>
-        <w:t xml:space="preserve"> </w:t>
-      </w:r>
-      <w:proofErr w:type="spellStart"/>
-      <w:r>
-        <w:rPr>
-          <w:rFonts w:ascii="Times New Roman" w:hAnsi="Times New Roman" w:cs="Times New Roman"/>
-          <w:b/>
-          <w:sz w:val="28"/>
-          <w:szCs w:val="28"/>
-          <w:lang w:val="ru-RU"/>
-        </w:rPr>
-        <w:t>цінують</w:t>
-      </w:r>
-      <w:proofErr w:type="spellEnd"/>
-      <w:r>
-        <w:rPr>
-          <w:rFonts w:ascii="Times New Roman" w:hAnsi="Times New Roman" w:cs="Times New Roman"/>
-          <w:b/>
-          <w:sz w:val="28"/>
-          <w:szCs w:val="28"/>
-          <w:lang w:val="ru-RU"/>
-        </w:rPr>
-        <w:t xml:space="preserve"> </w:t>
-      </w:r>
-      <w:proofErr w:type="spellStart"/>
-      <w:r>
-        <w:rPr>
-          <w:rFonts w:ascii="Times New Roman" w:hAnsi="Times New Roman" w:cs="Times New Roman"/>
-          <w:b/>
-          <w:sz w:val="28"/>
-          <w:szCs w:val="28"/>
-          <w:lang w:val="ru-RU"/>
-        </w:rPr>
-        <w:t>швидку</w:t>
-      </w:r>
-      <w:proofErr w:type="spellEnd"/>
-      <w:r>
-        <w:rPr>
-          <w:rFonts w:ascii="Times New Roman" w:hAnsi="Times New Roman" w:cs="Times New Roman"/>
-          <w:b/>
-          <w:sz w:val="28"/>
-          <w:szCs w:val="28"/>
-          <w:lang w:val="ru-RU"/>
-        </w:rPr>
-        <w:t xml:space="preserve"> доставку та </w:t>
-      </w:r>
-      <w:proofErr w:type="spellStart"/>
-      <w:r>
-        <w:rPr>
-          <w:rFonts w:ascii="Times New Roman" w:hAnsi="Times New Roman" w:cs="Times New Roman"/>
-          <w:b/>
-          <w:sz w:val="28"/>
-          <w:szCs w:val="28"/>
-          <w:lang w:val="ru-RU"/>
-        </w:rPr>
-        <w:t>якість</w:t>
-      </w:r>
-      <w:proofErr w:type="spellEnd"/>
-      <w:r>
-        <w:rPr>
-          <w:rFonts w:ascii="Times New Roman" w:hAnsi="Times New Roman" w:cs="Times New Roman"/>
-          <w:b/>
-          <w:sz w:val="28"/>
-          <w:szCs w:val="28"/>
-          <w:lang w:val="ru-RU"/>
-        </w:rPr>
-        <w:t xml:space="preserve"> </w:t>
-      </w:r>
-      <w:proofErr w:type="spellStart"/>
-      <w:r>
-        <w:rPr>
-          <w:rFonts w:ascii="Times New Roman" w:hAnsi="Times New Roman" w:cs="Times New Roman"/>
-          <w:b/>
-          <w:sz w:val="28"/>
-          <w:szCs w:val="28"/>
-          <w:lang w:val="ru-RU"/>
-        </w:rPr>
-        <w:t>товарів</w:t>
-      </w:r>
-      <w:proofErr w:type="spellEnd"/>
-      <w:r>
-        <w:rPr>
-          <w:rFonts w:ascii="Times New Roman" w:hAnsi="Times New Roman" w:cs="Times New Roman"/>
-          <w:b/>
-          <w:sz w:val="28"/>
-          <w:szCs w:val="28"/>
-          <w:lang w:val="ru-RU"/>
-        </w:rPr>
-        <w:t>;</w:t>
+        <w:t>Фанати відеоігор, які цінують швидку доставку та якість товарів;</w:t>
       </w:r>
     </w:p>
     <w:p>
@@ -1172,7 +861,6 @@
           <w:lang w:val="ru-RU"/>
         </w:rPr>
       </w:pPr>
-      <w:proofErr w:type="spellStart"/>
       <w:r>
         <w:rPr>
           <w:rFonts w:ascii="Times New Roman" w:hAnsi="Times New Roman" w:cs="Times New Roman"/>
@@ -1181,128 +869,7 @@
           <w:szCs w:val="28"/>
           <w:lang w:val="ru-RU"/>
         </w:rPr>
-        <w:t>Клієнти</w:t>
-      </w:r>
-      <w:proofErr w:type="spellEnd"/>
-      <w:r>
-        <w:rPr>
-          <w:rFonts w:ascii="Times New Roman" w:hAnsi="Times New Roman" w:cs="Times New Roman"/>
-          <w:b/>
-          <w:sz w:val="28"/>
-          <w:szCs w:val="28"/>
-          <w:lang w:val="ru-RU"/>
-        </w:rPr>
-        <w:t xml:space="preserve">, </w:t>
-      </w:r>
-      <w:proofErr w:type="spellStart"/>
-      <w:r>
-        <w:rPr>
-          <w:rFonts w:ascii="Times New Roman" w:hAnsi="Times New Roman" w:cs="Times New Roman"/>
-          <w:b/>
-          <w:sz w:val="28"/>
-          <w:szCs w:val="28"/>
-          <w:lang w:val="ru-RU"/>
-        </w:rPr>
-        <w:t>які</w:t>
-      </w:r>
-      <w:proofErr w:type="spellEnd"/>
-      <w:r>
-        <w:rPr>
-          <w:rFonts w:ascii="Times New Roman" w:hAnsi="Times New Roman" w:cs="Times New Roman"/>
-          <w:b/>
-          <w:sz w:val="28"/>
-          <w:szCs w:val="28"/>
-          <w:lang w:val="ru-RU"/>
-        </w:rPr>
-        <w:t xml:space="preserve"> </w:t>
-      </w:r>
-      <w:proofErr w:type="spellStart"/>
-      <w:r>
-        <w:rPr>
-          <w:rFonts w:ascii="Times New Roman" w:hAnsi="Times New Roman" w:cs="Times New Roman"/>
-          <w:b/>
-          <w:sz w:val="28"/>
-          <w:szCs w:val="28"/>
-          <w:lang w:val="ru-RU"/>
-        </w:rPr>
-        <w:t>віддають</w:t>
-      </w:r>
-      <w:proofErr w:type="spellEnd"/>
-      <w:r>
-        <w:rPr>
-          <w:rFonts w:ascii="Times New Roman" w:hAnsi="Times New Roman" w:cs="Times New Roman"/>
-          <w:b/>
-          <w:sz w:val="28"/>
-          <w:szCs w:val="28"/>
-          <w:lang w:val="ru-RU"/>
-        </w:rPr>
-        <w:t xml:space="preserve"> </w:t>
-      </w:r>
-      <w:proofErr w:type="spellStart"/>
-      <w:r>
-        <w:rPr>
-          <w:rFonts w:ascii="Times New Roman" w:hAnsi="Times New Roman" w:cs="Times New Roman"/>
-          <w:b/>
-          <w:sz w:val="28"/>
-          <w:szCs w:val="28"/>
-          <w:lang w:val="ru-RU"/>
-        </w:rPr>
-        <w:t>перевагу</w:t>
-      </w:r>
-      <w:proofErr w:type="spellEnd"/>
-      <w:r>
-        <w:rPr>
-          <w:rFonts w:ascii="Times New Roman" w:hAnsi="Times New Roman" w:cs="Times New Roman"/>
-          <w:b/>
-          <w:sz w:val="28"/>
-          <w:szCs w:val="28"/>
-          <w:lang w:val="ru-RU"/>
-        </w:rPr>
-        <w:t xml:space="preserve"> </w:t>
-      </w:r>
-      <w:proofErr w:type="spellStart"/>
-      <w:r>
-        <w:rPr>
-          <w:rFonts w:ascii="Times New Roman" w:hAnsi="Times New Roman" w:cs="Times New Roman"/>
-          <w:b/>
-          <w:sz w:val="28"/>
-          <w:szCs w:val="28"/>
-          <w:lang w:val="ru-RU"/>
-        </w:rPr>
-        <w:t>здійсненню</w:t>
-      </w:r>
-      <w:proofErr w:type="spellEnd"/>
-      <w:r>
-        <w:rPr>
-          <w:rFonts w:ascii="Times New Roman" w:hAnsi="Times New Roman" w:cs="Times New Roman"/>
-          <w:b/>
-          <w:sz w:val="28"/>
-          <w:szCs w:val="28"/>
-          <w:lang w:val="ru-RU"/>
-        </w:rPr>
-        <w:t xml:space="preserve"> покупок на </w:t>
-      </w:r>
-      <w:proofErr w:type="spellStart"/>
-      <w:r>
-        <w:rPr>
-          <w:rFonts w:ascii="Times New Roman" w:hAnsi="Times New Roman" w:cs="Times New Roman"/>
-          <w:b/>
-          <w:sz w:val="28"/>
-          <w:szCs w:val="28"/>
-          <w:lang w:val="ru-RU"/>
-        </w:rPr>
-        <w:t>українському</w:t>
-      </w:r>
-      <w:proofErr w:type="spellEnd"/>
-      <w:r>
-        <w:rPr>
-          <w:rFonts w:ascii="Times New Roman" w:hAnsi="Times New Roman" w:cs="Times New Roman"/>
-          <w:b/>
-          <w:sz w:val="28"/>
-          <w:szCs w:val="28"/>
-          <w:lang w:val="ru-RU"/>
-        </w:rPr>
-        <w:t xml:space="preserve"> ринку.</w:t>
+        <w:t>Клієнти, які віддають перевагу здійсненню покупок на українському ринку.</w:t>
       </w:r>
     </w:p>
     <w:p>
@@ -1331,7 +898,6 @@
           <w:lang w:val="ru-RU"/>
         </w:rPr>
       </w:pPr>
-      <w:proofErr w:type="spellStart"/>
       <w:r>
         <w:rPr>
           <w:rFonts w:ascii="Times New Roman" w:hAnsi="Times New Roman" w:cs="Times New Roman"/>
@@ -1341,43 +907,7 @@
           <w:szCs w:val="28"/>
           <w:lang w:val="ru-RU"/>
         </w:rPr>
-        <w:t>Ролі</w:t>
-      </w:r>
-      <w:proofErr w:type="spellEnd"/>
-      <w:r>
-        <w:rPr>
-          <w:rFonts w:ascii="Times New Roman" w:hAnsi="Times New Roman" w:cs="Times New Roman"/>
-          <w:b/>
-          <w:i/>
-          <w:sz w:val="28"/>
-          <w:szCs w:val="28"/>
-          <w:lang w:val="ru-RU"/>
-        </w:rPr>
-        <w:t xml:space="preserve"> у </w:t>
-      </w:r>
-      <w:proofErr w:type="spellStart"/>
-      <w:r>
-        <w:rPr>
-          <w:rFonts w:ascii="Times New Roman" w:hAnsi="Times New Roman" w:cs="Times New Roman"/>
-          <w:b/>
-          <w:i/>
-          <w:sz w:val="28"/>
-          <w:szCs w:val="28"/>
-          <w:lang w:val="ru-RU"/>
-        </w:rPr>
-        <w:t>системі</w:t>
-      </w:r>
-      <w:proofErr w:type="spellEnd"/>
-      <w:r>
-        <w:rPr>
-          <w:rFonts w:ascii="Times New Roman" w:hAnsi="Times New Roman" w:cs="Times New Roman"/>
-          <w:b/>
-          <w:i/>
-          <w:sz w:val="28"/>
-          <w:szCs w:val="28"/>
-          <w:lang w:val="ru-RU"/>
-        </w:rPr>
-        <w:t>:</w:t>
+        <w:t>Ролі у системі:</w:t>
       </w:r>
     </w:p>
     <w:p>
@@ -1397,7 +927,6 @@
           <w:lang w:val="ru-RU"/>
         </w:rPr>
       </w:pPr>
-      <w:proofErr w:type="spellStart"/>
       <w:r>
         <w:rPr>
           <w:rFonts w:ascii="Times New Roman" w:hAnsi="Times New Roman" w:cs="Times New Roman"/>
@@ -1407,211 +936,7 @@
           <w:szCs w:val="28"/>
           <w:lang w:val="ru-RU"/>
         </w:rPr>
-        <w:t>Користувач</w:t>
-      </w:r>
-      <w:proofErr w:type="spellEnd"/>
-      <w:r>
-        <w:rPr>
-          <w:rFonts w:ascii="Times New Roman" w:hAnsi="Times New Roman" w:cs="Times New Roman"/>
-          <w:b/>
-          <w:i/>
-          <w:sz w:val="28"/>
-          <w:szCs w:val="28"/>
-          <w:lang w:val="ru-RU"/>
-        </w:rPr>
-        <w:t xml:space="preserve">: </w:t>
-      </w:r>
-      <w:proofErr w:type="spellStart"/>
-      <w:r>
-        <w:rPr>
-          <w:rFonts w:ascii="Times New Roman" w:hAnsi="Times New Roman" w:cs="Times New Roman"/>
-          <w:b/>
-          <w:i/>
-          <w:sz w:val="28"/>
-          <w:szCs w:val="28"/>
-          <w:lang w:val="ru-RU"/>
-        </w:rPr>
-        <w:t>Може</w:t>
-      </w:r>
-      <w:proofErr w:type="spellEnd"/>
-      <w:r>
-        <w:rPr>
-          <w:rFonts w:ascii="Times New Roman" w:hAnsi="Times New Roman" w:cs="Times New Roman"/>
-          <w:b/>
-          <w:i/>
-          <w:sz w:val="28"/>
-          <w:szCs w:val="28"/>
-          <w:lang w:val="ru-RU"/>
-        </w:rPr>
-        <w:t xml:space="preserve"> </w:t>
-      </w:r>
-      <w:proofErr w:type="spellStart"/>
-      <w:r>
-        <w:rPr>
-          <w:rFonts w:ascii="Times New Roman" w:hAnsi="Times New Roman" w:cs="Times New Roman"/>
-          <w:b/>
-          <w:i/>
-          <w:sz w:val="28"/>
-          <w:szCs w:val="28"/>
-          <w:lang w:val="ru-RU"/>
-        </w:rPr>
-        <w:t>переглядати</w:t>
-      </w:r>
-      <w:proofErr w:type="spellEnd"/>
-      <w:r>
-        <w:rPr>
-          <w:rFonts w:ascii="Times New Roman" w:hAnsi="Times New Roman" w:cs="Times New Roman"/>
-          <w:b/>
-          <w:i/>
-          <w:sz w:val="28"/>
-          <w:szCs w:val="28"/>
-          <w:lang w:val="ru-RU"/>
-        </w:rPr>
-        <w:t xml:space="preserve"> каталог </w:t>
-      </w:r>
-      <w:proofErr w:type="spellStart"/>
-      <w:r>
-        <w:rPr>
-          <w:rFonts w:ascii="Times New Roman" w:hAnsi="Times New Roman" w:cs="Times New Roman"/>
-          <w:b/>
-          <w:i/>
-          <w:sz w:val="28"/>
-          <w:szCs w:val="28"/>
-          <w:lang w:val="ru-RU"/>
-        </w:rPr>
-        <w:t>товарів</w:t>
-      </w:r>
-      <w:proofErr w:type="spellEnd"/>
-      <w:r>
-        <w:rPr>
-          <w:rFonts w:ascii="Times New Roman" w:hAnsi="Times New Roman" w:cs="Times New Roman"/>
-          <w:b/>
-          <w:i/>
-          <w:sz w:val="28"/>
-          <w:szCs w:val="28"/>
-          <w:lang w:val="ru-RU"/>
-        </w:rPr>
-        <w:t xml:space="preserve">, </w:t>
-      </w:r>
-      <w:proofErr w:type="spellStart"/>
-      <w:r>
-        <w:rPr>
-          <w:rFonts w:ascii="Times New Roman" w:hAnsi="Times New Roman" w:cs="Times New Roman"/>
-          <w:b/>
-          <w:i/>
-          <w:sz w:val="28"/>
-          <w:szCs w:val="28"/>
-          <w:lang w:val="ru-RU"/>
-        </w:rPr>
-        <w:t>робити</w:t>
-      </w:r>
-      <w:proofErr w:type="spellEnd"/>
-      <w:r>
-        <w:rPr>
-          <w:rFonts w:ascii="Times New Roman" w:hAnsi="Times New Roman" w:cs="Times New Roman"/>
-          <w:b/>
-          <w:i/>
-          <w:sz w:val="28"/>
-          <w:szCs w:val="28"/>
-          <w:lang w:val="ru-RU"/>
-        </w:rPr>
-        <w:t xml:space="preserve"> </w:t>
-      </w:r>
-      <w:proofErr w:type="spellStart"/>
-      <w:r>
-        <w:rPr>
-          <w:rFonts w:ascii="Times New Roman" w:hAnsi="Times New Roman" w:cs="Times New Roman"/>
-          <w:b/>
-          <w:i/>
-          <w:sz w:val="28"/>
-          <w:szCs w:val="28"/>
-          <w:lang w:val="ru-RU"/>
-        </w:rPr>
-        <w:t>замовлення</w:t>
-      </w:r>
-      <w:proofErr w:type="spellEnd"/>
-      <w:r>
-        <w:rPr>
-          <w:rFonts w:ascii="Times New Roman" w:hAnsi="Times New Roman" w:cs="Times New Roman"/>
-          <w:b/>
-          <w:i/>
-          <w:sz w:val="28"/>
-          <w:szCs w:val="28"/>
-          <w:lang w:val="ru-RU"/>
-        </w:rPr>
-        <w:t xml:space="preserve">, </w:t>
-      </w:r>
-      <w:proofErr w:type="spellStart"/>
-      <w:r>
-        <w:rPr>
-          <w:rFonts w:ascii="Times New Roman" w:hAnsi="Times New Roman" w:cs="Times New Roman"/>
-          <w:b/>
-          <w:i/>
-          <w:sz w:val="28"/>
-          <w:szCs w:val="28"/>
-          <w:lang w:val="ru-RU"/>
-        </w:rPr>
-        <w:t>відстежувати</w:t>
-      </w:r>
-      <w:proofErr w:type="spellEnd"/>
-      <w:r>
-        <w:rPr>
-          <w:rFonts w:ascii="Times New Roman" w:hAnsi="Times New Roman" w:cs="Times New Roman"/>
-          <w:b/>
-          <w:i/>
-          <w:sz w:val="28"/>
-          <w:szCs w:val="28"/>
-          <w:lang w:val="ru-RU"/>
-        </w:rPr>
-        <w:t xml:space="preserve"> статус доставки, </w:t>
-      </w:r>
-      <w:proofErr w:type="spellStart"/>
-      <w:r>
-        <w:rPr>
-          <w:rFonts w:ascii="Times New Roman" w:hAnsi="Times New Roman" w:cs="Times New Roman"/>
-          <w:b/>
-          <w:i/>
-          <w:sz w:val="28"/>
-          <w:szCs w:val="28"/>
-          <w:lang w:val="ru-RU"/>
-        </w:rPr>
-        <w:t>писати</w:t>
-      </w:r>
-      <w:proofErr w:type="spellEnd"/>
-      <w:r>
-        <w:rPr>
-          <w:rFonts w:ascii="Times New Roman" w:hAnsi="Times New Roman" w:cs="Times New Roman"/>
-          <w:b/>
-          <w:i/>
-          <w:sz w:val="28"/>
-          <w:szCs w:val="28"/>
-          <w:lang w:val="ru-RU"/>
-        </w:rPr>
-        <w:t xml:space="preserve"> </w:t>
-      </w:r>
-      <w:proofErr w:type="spellStart"/>
-      <w:r>
-        <w:rPr>
-          <w:rFonts w:ascii="Times New Roman" w:hAnsi="Times New Roman" w:cs="Times New Roman"/>
-          <w:b/>
-          <w:i/>
-          <w:sz w:val="28"/>
-          <w:szCs w:val="28"/>
-          <w:lang w:val="ru-RU"/>
-        </w:rPr>
-        <w:t>відгуки</w:t>
-      </w:r>
-      <w:proofErr w:type="spellEnd"/>
-      <w:r>
-        <w:rPr>
-          <w:rFonts w:ascii="Times New Roman" w:hAnsi="Times New Roman" w:cs="Times New Roman"/>
-          <w:b/>
-          <w:i/>
-          <w:sz w:val="28"/>
-          <w:szCs w:val="28"/>
-          <w:lang w:val="ru-RU"/>
-        </w:rPr>
-        <w:t>.</w:t>
+        <w:t>Користувач: Може переглядати каталог товарів, робити замовлення, відстежувати статус доставки, писати відгуки.</w:t>
       </w:r>
     </w:p>
     <w:p>
@@ -1690,7 +1015,6 @@
           <w:lang w:val="ru-RU"/>
         </w:rPr>
       </w:pPr>
-      <w:proofErr w:type="spellStart"/>
       <w:r>
         <w:rPr>
           <w:rFonts w:ascii="Times New Roman" w:hAnsi="Times New Roman" w:cs="Times New Roman"/>
@@ -1700,43 +1024,7 @@
           <w:szCs w:val="28"/>
           <w:lang w:val="ru-RU"/>
         </w:rPr>
-        <w:t>Бізнес</w:t>
-      </w:r>
-      <w:proofErr w:type="spellEnd"/>
-      <w:r>
-        <w:rPr>
-          <w:rFonts w:ascii="Times New Roman" w:hAnsi="Times New Roman" w:cs="Times New Roman"/>
-          <w:b/>
-          <w:i/>
-          <w:sz w:val="28"/>
-          <w:szCs w:val="28"/>
-          <w:lang w:val="ru-RU"/>
-        </w:rPr>
-        <w:t xml:space="preserve"> </w:t>
-      </w:r>
-      <w:proofErr w:type="spellStart"/>
-      <w:r>
-        <w:rPr>
-          <w:rFonts w:ascii="Times New Roman" w:hAnsi="Times New Roman" w:cs="Times New Roman"/>
-          <w:b/>
-          <w:i/>
-          <w:sz w:val="28"/>
-          <w:szCs w:val="28"/>
-          <w:lang w:val="ru-RU"/>
-        </w:rPr>
-        <w:t>функції</w:t>
-      </w:r>
-      <w:proofErr w:type="spellEnd"/>
-      <w:r>
-        <w:rPr>
-          <w:rFonts w:ascii="Times New Roman" w:hAnsi="Times New Roman" w:cs="Times New Roman"/>
-          <w:b/>
-          <w:i/>
-          <w:sz w:val="28"/>
-          <w:szCs w:val="28"/>
-          <w:lang w:val="ru-RU"/>
-        </w:rPr>
-        <w:t>:</w:t>
+        <w:t>Бізнес функції:</w:t>
       </w:r>
     </w:p>
     <w:p>
@@ -1754,7 +1042,6 @@
           <w:lang w:val="ru-RU"/>
         </w:rPr>
       </w:pPr>
-      <w:proofErr w:type="spellStart"/>
       <w:r>
         <w:rPr>
           <w:rFonts w:ascii="Times New Roman" w:hAnsi="Times New Roman" w:cs="Times New Roman"/>
@@ -1764,67 +1051,7 @@
           <w:szCs w:val="28"/>
           <w:lang w:val="ru-RU"/>
         </w:rPr>
-        <w:t>Реєстрація</w:t>
-      </w:r>
-      <w:proofErr w:type="spellEnd"/>
-      <w:r>
-        <w:rPr>
-          <w:rFonts w:ascii="Times New Roman" w:hAnsi="Times New Roman" w:cs="Times New Roman"/>
-          <w:b/>
-          <w:i/>
-          <w:sz w:val="28"/>
-          <w:szCs w:val="28"/>
-          <w:lang w:val="ru-RU"/>
-        </w:rPr>
-        <w:t xml:space="preserve"> та </w:t>
-      </w:r>
-      <w:proofErr w:type="spellStart"/>
-      <w:r>
-        <w:rPr>
-          <w:rFonts w:ascii="Times New Roman" w:hAnsi="Times New Roman" w:cs="Times New Roman"/>
-          <w:b/>
-          <w:i/>
-          <w:sz w:val="28"/>
-          <w:szCs w:val="28"/>
-          <w:lang w:val="ru-RU"/>
-        </w:rPr>
-        <w:t>авторизація</w:t>
-      </w:r>
-      <w:proofErr w:type="spellEnd"/>
-      <w:r>
-        <w:rPr>
-          <w:rFonts w:ascii="Times New Roman" w:hAnsi="Times New Roman" w:cs="Times New Roman"/>
-          <w:b/>
-          <w:i/>
-          <w:sz w:val="28"/>
-          <w:szCs w:val="28"/>
-          <w:lang w:val="ru-RU"/>
-        </w:rPr>
-        <w:t xml:space="preserve"> </w:t>
-      </w:r>
-      <w:proofErr w:type="spellStart"/>
-      <w:r>
-        <w:rPr>
-          <w:rFonts w:ascii="Times New Roman" w:hAnsi="Times New Roman" w:cs="Times New Roman"/>
-          <w:b/>
-          <w:i/>
-          <w:sz w:val="28"/>
-          <w:szCs w:val="28"/>
-          <w:lang w:val="ru-RU"/>
-        </w:rPr>
-        <w:t>користувача</w:t>
-      </w:r>
-      <w:proofErr w:type="spellEnd"/>
-      <w:r>
-        <w:rPr>
-          <w:rFonts w:ascii="Times New Roman" w:hAnsi="Times New Roman" w:cs="Times New Roman"/>
-          <w:b/>
-          <w:i/>
-          <w:sz w:val="28"/>
-          <w:szCs w:val="28"/>
-          <w:lang w:val="ru-RU"/>
-        </w:rPr>
-        <w:t>;</w:t>
+        <w:t>Реєстрація та авторизація користувача;</w:t>
       </w:r>
     </w:p>
     <w:p>
@@ -1851,55 +1078,7 @@
           <w:szCs w:val="28"/>
           <w:lang w:val="ru-RU"/>
         </w:rPr>
-        <w:t xml:space="preserve">Перегляд каталогу </w:t>
-      </w:r>
-      <w:proofErr w:type="spellStart"/>
-      <w:r>
-        <w:rPr>
-          <w:rFonts w:ascii="Times New Roman" w:hAnsi="Times New Roman" w:cs="Times New Roman"/>
-          <w:b/>
-          <w:i/>
-          <w:sz w:val="28"/>
-          <w:szCs w:val="28"/>
-          <w:lang w:val="ru-RU"/>
-        </w:rPr>
-        <w:t>ігрових</w:t>
-      </w:r>
-      <w:proofErr w:type="spellEnd"/>
-      <w:r>
-        <w:rPr>
-          <w:rFonts w:ascii="Times New Roman" w:hAnsi="Times New Roman" w:cs="Times New Roman"/>
-          <w:b/>
-          <w:i/>
-          <w:sz w:val="28"/>
-          <w:szCs w:val="28"/>
-          <w:lang w:val="ru-RU"/>
-        </w:rPr>
-        <w:t xml:space="preserve"> </w:t>
-      </w:r>
-      <w:proofErr w:type="spellStart"/>
-      <w:r>
-        <w:rPr>
-          <w:rFonts w:ascii="Times New Roman" w:hAnsi="Times New Roman" w:cs="Times New Roman"/>
-          <w:b/>
-          <w:i/>
-          <w:sz w:val="28"/>
-          <w:szCs w:val="28"/>
-          <w:lang w:val="ru-RU"/>
-        </w:rPr>
-        <w:t>товарів</w:t>
-      </w:r>
-      <w:proofErr w:type="spellEnd"/>
-      <w:r>
-        <w:rPr>
-          <w:rFonts w:ascii="Times New Roman" w:hAnsi="Times New Roman" w:cs="Times New Roman"/>
-          <w:b/>
-          <w:i/>
-          <w:sz w:val="28"/>
-          <w:szCs w:val="28"/>
-          <w:lang w:val="ru-RU"/>
-        </w:rPr>
-        <w:t>;</w:t>
+        <w:t>Перегляд каталогу ігрових товарів;</w:t>
       </w:r>
     </w:p>
     <w:p>
@@ -1917,7 +1096,6 @@
           <w:lang w:val="ru-RU"/>
         </w:rPr>
       </w:pPr>
-      <w:proofErr w:type="spellStart"/>
       <w:r>
         <w:rPr>
           <w:rFonts w:ascii="Times New Roman" w:hAnsi="Times New Roman" w:cs="Times New Roman"/>
@@ -1928,43 +1106,7 @@
           <w:lang w:val="ru-RU"/>
         </w:rPr>
         <w:lastRenderedPageBreak/>
-        <w:t>Керування</w:t>
-      </w:r>
-      <w:proofErr w:type="spellEnd"/>
-      <w:r>
-        <w:rPr>
-          <w:rFonts w:ascii="Times New Roman" w:hAnsi="Times New Roman" w:cs="Times New Roman"/>
-          <w:b/>
-          <w:i/>
-          <w:sz w:val="28"/>
-          <w:szCs w:val="28"/>
-          <w:lang w:val="ru-RU"/>
-        </w:rPr>
-        <w:t xml:space="preserve"> </w:t>
-      </w:r>
-      <w:proofErr w:type="spellStart"/>
-      <w:r>
-        <w:rPr>
-          <w:rFonts w:ascii="Times New Roman" w:hAnsi="Times New Roman" w:cs="Times New Roman"/>
-          <w:b/>
-          <w:i/>
-          <w:sz w:val="28"/>
-          <w:szCs w:val="28"/>
-          <w:lang w:val="ru-RU"/>
-        </w:rPr>
-        <w:t>замовленнями</w:t>
-      </w:r>
-      <w:proofErr w:type="spellEnd"/>
-      <w:r>
-        <w:rPr>
-          <w:rFonts w:ascii="Times New Roman" w:hAnsi="Times New Roman" w:cs="Times New Roman"/>
-          <w:b/>
-          <w:i/>
-          <w:sz w:val="28"/>
-          <w:szCs w:val="28"/>
-          <w:lang w:val="ru-RU"/>
-        </w:rPr>
-        <w:t xml:space="preserve"> та доставкою;</w:t>
+        <w:t>Керування замовленнями та доставкою;</w:t>
       </w:r>
     </w:p>
     <w:p>
@@ -1982,7 +1124,6 @@
           <w:lang w:val="ru-RU"/>
         </w:rPr>
       </w:pPr>
-      <w:proofErr w:type="spellStart"/>
       <w:r>
         <w:rPr>
           <w:rFonts w:ascii="Times New Roman" w:hAnsi="Times New Roman" w:cs="Times New Roman"/>
@@ -1992,43 +1133,7 @@
           <w:szCs w:val="28"/>
           <w:lang w:val="ru-RU"/>
         </w:rPr>
-        <w:t>Відгуки</w:t>
-      </w:r>
-      <w:proofErr w:type="spellEnd"/>
-      <w:r>
-        <w:rPr>
-          <w:rFonts w:ascii="Times New Roman" w:hAnsi="Times New Roman" w:cs="Times New Roman"/>
-          <w:b/>
-          <w:i/>
-          <w:sz w:val="28"/>
-          <w:szCs w:val="28"/>
-          <w:lang w:val="ru-RU"/>
-        </w:rPr>
-        <w:t xml:space="preserve"> та рейтинги </w:t>
-      </w:r>
-      <w:proofErr w:type="spellStart"/>
-      <w:r>
-        <w:rPr>
-          <w:rFonts w:ascii="Times New Roman" w:hAnsi="Times New Roman" w:cs="Times New Roman"/>
-          <w:b/>
-          <w:i/>
-          <w:sz w:val="28"/>
-          <w:szCs w:val="28"/>
-          <w:lang w:val="ru-RU"/>
-        </w:rPr>
-        <w:t>товарів</w:t>
-      </w:r>
-      <w:proofErr w:type="spellEnd"/>
-      <w:r>
-        <w:rPr>
-          <w:rFonts w:ascii="Times New Roman" w:hAnsi="Times New Roman" w:cs="Times New Roman"/>
-          <w:b/>
-          <w:i/>
-          <w:sz w:val="28"/>
-          <w:szCs w:val="28"/>
-          <w:lang w:val="ru-RU"/>
-        </w:rPr>
-        <w:t>;</w:t>
+        <w:t>Відгуки та рейтинги товарів;</w:t>
       </w:r>
     </w:p>
     <w:p>
@@ -2046,7 +1151,6 @@
           <w:lang w:val="ru-RU"/>
         </w:rPr>
       </w:pPr>
-      <w:proofErr w:type="spellStart"/>
       <w:r>
         <w:rPr>
           <w:rFonts w:ascii="Times New Roman" w:hAnsi="Times New Roman" w:cs="Times New Roman"/>
@@ -2056,91 +1160,7 @@
           <w:szCs w:val="28"/>
           <w:lang w:val="ru-RU"/>
         </w:rPr>
-        <w:t>Підтримка</w:t>
-      </w:r>
-      <w:proofErr w:type="spellEnd"/>
-      <w:r>
-        <w:rPr>
-          <w:rFonts w:ascii="Times New Roman" w:hAnsi="Times New Roman" w:cs="Times New Roman"/>
-          <w:b/>
-          <w:i/>
-          <w:sz w:val="28"/>
-          <w:szCs w:val="28"/>
-          <w:lang w:val="ru-RU"/>
-        </w:rPr>
-        <w:t xml:space="preserve"> </w:t>
-      </w:r>
-      <w:proofErr w:type="spellStart"/>
-      <w:r>
-        <w:rPr>
-          <w:rFonts w:ascii="Times New Roman" w:hAnsi="Times New Roman" w:cs="Times New Roman"/>
-          <w:b/>
-          <w:i/>
-          <w:sz w:val="28"/>
-          <w:szCs w:val="28"/>
-          <w:lang w:val="ru-RU"/>
-        </w:rPr>
-        <w:t>української</w:t>
-      </w:r>
-      <w:proofErr w:type="spellEnd"/>
-      <w:r>
-        <w:rPr>
-          <w:rFonts w:ascii="Times New Roman" w:hAnsi="Times New Roman" w:cs="Times New Roman"/>
-          <w:b/>
-          <w:i/>
-          <w:sz w:val="28"/>
-          <w:szCs w:val="28"/>
-          <w:lang w:val="ru-RU"/>
-        </w:rPr>
-        <w:t xml:space="preserve"> </w:t>
-      </w:r>
-      <w:proofErr w:type="spellStart"/>
-      <w:r>
-        <w:rPr>
-          <w:rFonts w:ascii="Times New Roman" w:hAnsi="Times New Roman" w:cs="Times New Roman"/>
-          <w:b/>
-          <w:i/>
-          <w:sz w:val="28"/>
-          <w:szCs w:val="28"/>
-          <w:lang w:val="ru-RU"/>
-        </w:rPr>
-        <w:t>мови</w:t>
-      </w:r>
-      <w:proofErr w:type="spellEnd"/>
-      <w:r>
-        <w:rPr>
-          <w:rFonts w:ascii="Times New Roman" w:hAnsi="Times New Roman" w:cs="Times New Roman"/>
-          <w:b/>
-          <w:i/>
-          <w:sz w:val="28"/>
-          <w:szCs w:val="28"/>
-          <w:lang w:val="ru-RU"/>
-        </w:rPr>
-        <w:t xml:space="preserve"> та </w:t>
-      </w:r>
-      <w:proofErr w:type="spellStart"/>
-      <w:r>
-        <w:rPr>
-          <w:rFonts w:ascii="Times New Roman" w:hAnsi="Times New Roman" w:cs="Times New Roman"/>
-          <w:b/>
-          <w:i/>
-          <w:sz w:val="28"/>
-          <w:szCs w:val="28"/>
-          <w:lang w:val="ru-RU"/>
-        </w:rPr>
-        <w:t>валюти</w:t>
-      </w:r>
-      <w:proofErr w:type="spellEnd"/>
-      <w:r>
-        <w:rPr>
-          <w:rFonts w:ascii="Times New Roman" w:hAnsi="Times New Roman" w:cs="Times New Roman"/>
-          <w:b/>
-          <w:i/>
-          <w:sz w:val="28"/>
-          <w:szCs w:val="28"/>
-          <w:lang w:val="ru-RU"/>
-        </w:rPr>
-        <w:t>;</w:t>
+        <w:t>Підтримка української мови та валюти;</w:t>
       </w:r>
     </w:p>
     <w:p>
@@ -2158,7 +1178,6 @@
           <w:lang w:val="ru-RU"/>
         </w:rPr>
       </w:pPr>
-      <w:proofErr w:type="spellStart"/>
       <w:r>
         <w:rPr>
           <w:rFonts w:ascii="Times New Roman" w:hAnsi="Times New Roman" w:cs="Times New Roman"/>
@@ -2168,139 +1187,7 @@
           <w:szCs w:val="28"/>
           <w:lang w:val="ru-RU"/>
         </w:rPr>
-        <w:t>Забезпечення</w:t>
-      </w:r>
-      <w:proofErr w:type="spellEnd"/>
-      <w:r>
-        <w:rPr>
-          <w:rFonts w:ascii="Times New Roman" w:hAnsi="Times New Roman" w:cs="Times New Roman"/>
-          <w:b/>
-          <w:i/>
-          <w:sz w:val="28"/>
-          <w:szCs w:val="28"/>
-          <w:lang w:val="ru-RU"/>
-        </w:rPr>
-        <w:t xml:space="preserve"> </w:t>
-      </w:r>
-      <w:proofErr w:type="spellStart"/>
-      <w:r>
-        <w:rPr>
-          <w:rFonts w:ascii="Times New Roman" w:hAnsi="Times New Roman" w:cs="Times New Roman"/>
-          <w:b/>
-          <w:i/>
-          <w:sz w:val="28"/>
-          <w:szCs w:val="28"/>
-          <w:lang w:val="ru-RU"/>
-        </w:rPr>
-        <w:t>безпеки</w:t>
-      </w:r>
-      <w:proofErr w:type="spellEnd"/>
-      <w:r>
-        <w:rPr>
-          <w:rFonts w:ascii="Times New Roman" w:hAnsi="Times New Roman" w:cs="Times New Roman"/>
-          <w:b/>
-          <w:i/>
-          <w:sz w:val="28"/>
-          <w:szCs w:val="28"/>
-          <w:lang w:val="ru-RU"/>
-        </w:rPr>
-        <w:t xml:space="preserve"> </w:t>
-      </w:r>
-      <w:proofErr w:type="spellStart"/>
-      <w:r>
-        <w:rPr>
-          <w:rFonts w:ascii="Times New Roman" w:hAnsi="Times New Roman" w:cs="Times New Roman"/>
-          <w:b/>
-          <w:i/>
-          <w:sz w:val="28"/>
-          <w:szCs w:val="28"/>
-          <w:lang w:val="ru-RU"/>
-        </w:rPr>
-        <w:t>платежів</w:t>
-      </w:r>
-      <w:proofErr w:type="spellEnd"/>
-      <w:r>
-        <w:rPr>
-          <w:rFonts w:ascii="Times New Roman" w:hAnsi="Times New Roman" w:cs="Times New Roman"/>
-          <w:b/>
-          <w:i/>
-          <w:sz w:val="28"/>
-          <w:szCs w:val="28"/>
-          <w:lang w:val="ru-RU"/>
-        </w:rPr>
-        <w:t xml:space="preserve"> через </w:t>
-      </w:r>
-      <w:proofErr w:type="spellStart"/>
-      <w:r>
-        <w:rPr>
-          <w:rFonts w:ascii="Times New Roman" w:hAnsi="Times New Roman" w:cs="Times New Roman"/>
-          <w:b/>
-          <w:i/>
-          <w:sz w:val="28"/>
-          <w:szCs w:val="28"/>
-          <w:lang w:val="ru-RU"/>
-        </w:rPr>
-        <w:t>надійні</w:t>
-      </w:r>
-      <w:proofErr w:type="spellEnd"/>
-      <w:r>
-        <w:rPr>
-          <w:rFonts w:ascii="Times New Roman" w:hAnsi="Times New Roman" w:cs="Times New Roman"/>
-          <w:b/>
-          <w:i/>
-          <w:sz w:val="28"/>
-          <w:szCs w:val="28"/>
-          <w:lang w:val="ru-RU"/>
-        </w:rPr>
-        <w:t xml:space="preserve"> </w:t>
-      </w:r>
-      <w:proofErr w:type="spellStart"/>
-      <w:r>
-        <w:rPr>
-          <w:rFonts w:ascii="Times New Roman" w:hAnsi="Times New Roman" w:cs="Times New Roman"/>
-          <w:b/>
-          <w:i/>
-          <w:sz w:val="28"/>
-          <w:szCs w:val="28"/>
-          <w:lang w:val="ru-RU"/>
-        </w:rPr>
-        <w:t>платіжні</w:t>
-      </w:r>
-      <w:proofErr w:type="spellEnd"/>
-      <w:r>
-        <w:rPr>
-          <w:rFonts w:ascii="Times New Roman" w:hAnsi="Times New Roman" w:cs="Times New Roman"/>
-          <w:b/>
-          <w:i/>
-          <w:sz w:val="28"/>
-          <w:szCs w:val="28"/>
-          <w:lang w:val="ru-RU"/>
-        </w:rPr>
-        <w:t xml:space="preserve"> </w:t>
-      </w:r>
-      <w:proofErr w:type="spellStart"/>
-      <w:r>
-        <w:rPr>
-          <w:rFonts w:ascii="Times New Roman" w:hAnsi="Times New Roman" w:cs="Times New Roman"/>
-          <w:b/>
-          <w:i/>
-          <w:sz w:val="28"/>
-          <w:szCs w:val="28"/>
-          <w:lang w:val="ru-RU"/>
-        </w:rPr>
-        <w:t>системи</w:t>
-      </w:r>
-      <w:proofErr w:type="spellEnd"/>
-      <w:r>
-        <w:rPr>
-          <w:rFonts w:ascii="Times New Roman" w:hAnsi="Times New Roman" w:cs="Times New Roman"/>
-          <w:b/>
-          <w:i/>
-          <w:sz w:val="28"/>
-          <w:szCs w:val="28"/>
-          <w:lang w:val="ru-RU"/>
-        </w:rPr>
-        <w:t>.</w:t>
+        <w:t>Забезпечення безпеки платежів через надійні платіжні системи.</w:t>
       </w:r>
     </w:p>
     <w:p>
@@ -2326,7 +1213,6 @@
           <w:lang w:val="en-US"/>
         </w:rPr>
       </w:pPr>
-      <w:proofErr w:type="spellStart"/>
       <w:r>
         <w:rPr>
           <w:rFonts w:ascii="Times New Roman" w:hAnsi="Times New Roman" w:cs="Times New Roman"/>
@@ -2336,67 +1222,7 @@
           <w:szCs w:val="28"/>
           <w:lang w:val="ru-RU"/>
         </w:rPr>
-        <w:t>Макети</w:t>
-      </w:r>
-      <w:proofErr w:type="spellEnd"/>
-      <w:r>
-        <w:rPr>
-          <w:rFonts w:ascii="Times New Roman" w:hAnsi="Times New Roman" w:cs="Times New Roman"/>
-          <w:b/>
-          <w:i/>
-          <w:sz w:val="28"/>
-          <w:szCs w:val="28"/>
-          <w:lang w:val="ru-RU"/>
-        </w:rPr>
-        <w:t xml:space="preserve"> </w:t>
-      </w:r>
-      <w:proofErr w:type="spellStart"/>
-      <w:r>
-        <w:rPr>
-          <w:rFonts w:ascii="Times New Roman" w:hAnsi="Times New Roman" w:cs="Times New Roman"/>
-          <w:b/>
-          <w:i/>
-          <w:sz w:val="28"/>
-          <w:szCs w:val="28"/>
-          <w:lang w:val="ru-RU"/>
-        </w:rPr>
-        <w:t>основних</w:t>
-      </w:r>
-      <w:proofErr w:type="spellEnd"/>
-      <w:r>
-        <w:rPr>
-          <w:rFonts w:ascii="Times New Roman" w:hAnsi="Times New Roman" w:cs="Times New Roman"/>
-          <w:b/>
-          <w:i/>
-          <w:sz w:val="28"/>
-          <w:szCs w:val="28"/>
-          <w:lang w:val="ru-RU"/>
-        </w:rPr>
-        <w:t xml:space="preserve"> </w:t>
-      </w:r>
-      <w:proofErr w:type="spellStart"/>
-      <w:r>
-        <w:rPr>
-          <w:rFonts w:ascii="Times New Roman" w:hAnsi="Times New Roman" w:cs="Times New Roman"/>
-          <w:b/>
-          <w:i/>
-          <w:sz w:val="28"/>
-          <w:szCs w:val="28"/>
-          <w:lang w:val="ru-RU"/>
-        </w:rPr>
-        <w:t>інтерфейсів</w:t>
-      </w:r>
-      <w:proofErr w:type="spellEnd"/>
-      <w:r>
-        <w:rPr>
-          <w:rFonts w:ascii="Times New Roman" w:hAnsi="Times New Roman" w:cs="Times New Roman"/>
-          <w:b/>
-          <w:i/>
-          <w:sz w:val="28"/>
-          <w:szCs w:val="28"/>
-          <w:lang w:val="ru-RU"/>
-        </w:rPr>
-        <w:t>:</w:t>
+        <w:t>Макети основних інтерфейсів:</w:t>
       </w:r>
       <w:r>
         <w:rPr>
@@ -2579,79 +1405,7 @@
           <w:szCs w:val="28"/>
           <w:lang w:val="ru-RU"/>
         </w:rPr>
-        <w:t xml:space="preserve">Навести Project Vision (За прикладом </w:t>
-      </w:r>
-      <w:proofErr w:type="spellStart"/>
-      <w:r>
-        <w:rPr>
-          <w:rFonts w:ascii="Times New Roman" w:hAnsi="Times New Roman" w:cs="Times New Roman"/>
-          <w:b/>
-          <w:bCs/>
-          <w:sz w:val="28"/>
-          <w:szCs w:val="28"/>
-          <w:lang w:val="ru-RU"/>
-        </w:rPr>
-        <w:t>лекції</w:t>
-      </w:r>
-      <w:proofErr w:type="spellEnd"/>
-      <w:r>
-        <w:rPr>
-          <w:rFonts w:ascii="Times New Roman" w:hAnsi="Times New Roman" w:cs="Times New Roman"/>
-          <w:b/>
-          <w:bCs/>
-          <w:sz w:val="28"/>
-          <w:szCs w:val="28"/>
-          <w:lang w:val="ru-RU"/>
-        </w:rPr>
-        <w:t xml:space="preserve"> у </w:t>
-      </w:r>
-      <w:proofErr w:type="spellStart"/>
-      <w:r>
-        <w:rPr>
-          <w:rFonts w:ascii="Times New Roman" w:hAnsi="Times New Roman" w:cs="Times New Roman"/>
-          <w:b/>
-          <w:bCs/>
-          <w:sz w:val="28"/>
-          <w:szCs w:val="28"/>
-          <w:lang w:val="ru-RU"/>
-        </w:rPr>
-        <w:t>вигляді</w:t>
-      </w:r>
-      <w:proofErr w:type="spellEnd"/>
-      <w:r>
-        <w:rPr>
-          <w:rFonts w:ascii="Times New Roman" w:hAnsi="Times New Roman" w:cs="Times New Roman"/>
-          <w:b/>
-          <w:bCs/>
-          <w:sz w:val="28"/>
-          <w:szCs w:val="28"/>
-          <w:lang w:val="ru-RU"/>
-        </w:rPr>
-        <w:t xml:space="preserve"> </w:t>
-      </w:r>
-      <w:proofErr w:type="spellStart"/>
-      <w:r>
-        <w:rPr>
-          <w:rFonts w:ascii="Times New Roman" w:hAnsi="Times New Roman" w:cs="Times New Roman"/>
-          <w:b/>
-          <w:bCs/>
-          <w:sz w:val="28"/>
-          <w:szCs w:val="28"/>
-          <w:lang w:val="ru-RU"/>
-        </w:rPr>
-        <w:t>таблиці</w:t>
-      </w:r>
-      <w:proofErr w:type="spellEnd"/>
-      <w:r>
-        <w:rPr>
-          <w:rFonts w:ascii="Times New Roman" w:hAnsi="Times New Roman" w:cs="Times New Roman"/>
-          <w:b/>
-          <w:bCs/>
-          <w:sz w:val="28"/>
-          <w:szCs w:val="28"/>
-          <w:lang w:val="ru-RU"/>
-        </w:rPr>
-        <w:t>)</w:t>
+        <w:t>Навести Project Vision (За прикладом лекції у вигляді таблиці)</w:t>
       </w:r>
     </w:p>
     <w:tbl>
@@ -3090,7 +1844,6 @@
                 <w:szCs w:val="28"/>
               </w:rPr>
             </w:pPr>
-            <w:proofErr w:type="spellStart"/>
             <w:r>
               <w:rPr>
                 <w:rFonts w:ascii="Times New Roman" w:hAnsi="Times New Roman" w:cs="Times New Roman"/>
@@ -3098,101 +1851,6 @@
                 <w:szCs w:val="28"/>
               </w:rPr>
               <w:t>JavaScript</w:t>
-            </w:r>
-            <w:proofErr w:type="spellEnd"/>
-          </w:p>
-        </w:tc>
-      </w:tr>
-      <w:tr>
-        <w:tc>
-          <w:tcPr>
-            <w:tcW w:w="4814" w:type="dxa"/>
-          </w:tcPr>
-          <w:p>
-            <w:pPr>
-              <w:jc w:val="center"/>
-              <w:rPr>
-                <w:rFonts w:ascii="Times New Roman" w:hAnsi="Times New Roman" w:cs="Times New Roman"/>
-                <w:sz w:val="28"/>
-                <w:szCs w:val="28"/>
-              </w:rPr>
-            </w:pPr>
-            <w:r>
-              <w:rPr>
-                <w:rFonts w:ascii="Times New Roman" w:hAnsi="Times New Roman" w:cs="Times New Roman"/>
-                <w:sz w:val="28"/>
-                <w:szCs w:val="28"/>
-              </w:rPr>
-              <w:t>Фреймворк</w:t>
-            </w:r>
-          </w:p>
-        </w:tc>
-        <w:tc>
-          <w:tcPr>
-            <w:tcW w:w="4815" w:type="dxa"/>
-          </w:tcPr>
-          <w:p>
-            <w:pPr>
-              <w:jc w:val="center"/>
-              <w:rPr>
-                <w:rFonts w:ascii="Times New Roman" w:hAnsi="Times New Roman" w:cs="Times New Roman"/>
-                <w:sz w:val="28"/>
-                <w:szCs w:val="28"/>
-              </w:rPr>
-            </w:pPr>
-            <w:proofErr w:type="spellStart"/>
-            <w:r>
-              <w:rPr>
-                <w:rFonts w:ascii="Times New Roman" w:hAnsi="Times New Roman" w:cs="Times New Roman"/>
-                <w:sz w:val="28"/>
-                <w:szCs w:val="28"/>
-              </w:rPr>
-              <w:t>React</w:t>
-            </w:r>
-            <w:proofErr w:type="spellEnd"/>
-            <w:r>
-              <w:rPr>
-                <w:rFonts w:ascii="Times New Roman" w:hAnsi="Times New Roman" w:cs="Times New Roman"/>
-                <w:sz w:val="28"/>
-                <w:szCs w:val="28"/>
-              </w:rPr>
-              <w:t xml:space="preserve"> (для </w:t>
-            </w:r>
-            <w:proofErr w:type="spellStart"/>
-            <w:r>
-              <w:rPr>
-                <w:rFonts w:ascii="Times New Roman" w:hAnsi="Times New Roman" w:cs="Times New Roman"/>
-                <w:sz w:val="28"/>
-                <w:szCs w:val="28"/>
-              </w:rPr>
-              <w:t>фронтенду</w:t>
-            </w:r>
-            <w:proofErr w:type="spellEnd"/>
-            <w:r>
-              <w:rPr>
-                <w:rFonts w:ascii="Times New Roman" w:hAnsi="Times New Roman" w:cs="Times New Roman"/>
-                <w:sz w:val="28"/>
-                <w:szCs w:val="28"/>
-              </w:rPr>
-              <w:t xml:space="preserve">), Node.js (для </w:t>
-            </w:r>
-            <w:proofErr w:type="spellStart"/>
-            <w:r>
-              <w:rPr>
-                <w:rFonts w:ascii="Times New Roman" w:hAnsi="Times New Roman" w:cs="Times New Roman"/>
-                <w:sz w:val="28"/>
-                <w:szCs w:val="28"/>
-              </w:rPr>
-              <w:t>бекенду</w:t>
-            </w:r>
-            <w:proofErr w:type="spellEnd"/>
-            <w:r>
-              <w:rPr>
-                <w:rFonts w:ascii="Times New Roman" w:hAnsi="Times New Roman" w:cs="Times New Roman"/>
-                <w:sz w:val="28"/>
-                <w:szCs w:val="28"/>
-              </w:rPr>
-              <w:t>)</w:t>
             </w:r>
           </w:p>
         </w:tc>
@@ -3217,7 +1875,7 @@
                 <w:sz w:val="28"/>
                 <w:szCs w:val="28"/>
               </w:rPr>
-              <w:t>База даних (локальна)</w:t>
+              <w:t>Фреймворк</w:t>
             </w:r>
           </w:p>
         </w:tc>
@@ -3234,41 +1892,13 @@
                 <w:szCs w:val="28"/>
               </w:rPr>
             </w:pPr>
-            <w:proofErr w:type="spellStart"/>
             <w:r>
               <w:rPr>
                 <w:rFonts w:ascii="Times New Roman" w:hAnsi="Times New Roman" w:cs="Times New Roman"/>
                 <w:sz w:val="28"/>
                 <w:szCs w:val="28"/>
               </w:rPr>
-              <w:t>Room</w:t>
-            </w:r>
-            <w:proofErr w:type="spellEnd"/>
-            <w:r>
-              <w:rPr>
-                <w:rFonts w:ascii="Times New Roman" w:hAnsi="Times New Roman" w:cs="Times New Roman"/>
-                <w:sz w:val="28"/>
-                <w:szCs w:val="28"/>
-              </w:rPr>
-              <w:t xml:space="preserve"> (поверх </w:t>
-            </w:r>
-            <w:proofErr w:type="spellStart"/>
-            <w:r>
-              <w:rPr>
-                <w:rFonts w:ascii="Times New Roman" w:hAnsi="Times New Roman" w:cs="Times New Roman"/>
-                <w:sz w:val="28"/>
-                <w:szCs w:val="28"/>
-              </w:rPr>
-              <w:t>SQLite</w:t>
-            </w:r>
-            <w:proofErr w:type="spellEnd"/>
-            <w:r>
-              <w:rPr>
-                <w:rFonts w:ascii="Times New Roman" w:hAnsi="Times New Roman" w:cs="Times New Roman"/>
-                <w:sz w:val="28"/>
-                <w:szCs w:val="28"/>
-              </w:rPr>
-              <w:t>)</w:t>
+              <w:t>React (для фронтенду), Node.js (для бекенду)</w:t>
             </w:r>
           </w:p>
         </w:tc>
@@ -3287,23 +1917,13 @@
                 <w:szCs w:val="28"/>
               </w:rPr>
             </w:pPr>
-            <w:proofErr w:type="spellStart"/>
             <w:r>
               <w:rPr>
                 <w:rFonts w:ascii="Times New Roman" w:hAnsi="Times New Roman" w:cs="Times New Roman"/>
                 <w:sz w:val="28"/>
                 <w:szCs w:val="28"/>
               </w:rPr>
-              <w:t>Бекенд</w:t>
-            </w:r>
-            <w:proofErr w:type="spellEnd"/>
-            <w:r>
-              <w:rPr>
-                <w:rFonts w:ascii="Times New Roman" w:hAnsi="Times New Roman" w:cs="Times New Roman"/>
-                <w:sz w:val="28"/>
-                <w:szCs w:val="28"/>
-              </w:rPr>
-              <w:t xml:space="preserve"> / Синхронізація</w:t>
+              <w:t>База даних (локальна)</w:t>
             </w:r>
           </w:p>
         </w:tc>
@@ -3320,41 +1940,13 @@
                 <w:szCs w:val="28"/>
               </w:rPr>
             </w:pPr>
-            <w:proofErr w:type="spellStart"/>
             <w:r>
               <w:rPr>
                 <w:rFonts w:ascii="Times New Roman" w:hAnsi="Times New Roman" w:cs="Times New Roman"/>
                 <w:sz w:val="28"/>
                 <w:szCs w:val="28"/>
               </w:rPr>
-              <w:t>Firebase</w:t>
-            </w:r>
-            <w:proofErr w:type="spellEnd"/>
-            <w:r>
-              <w:rPr>
-                <w:rFonts w:ascii="Times New Roman" w:hAnsi="Times New Roman" w:cs="Times New Roman"/>
-                <w:sz w:val="28"/>
-                <w:szCs w:val="28"/>
-              </w:rPr>
-              <w:t xml:space="preserve"> (</w:t>
-            </w:r>
-            <w:proofErr w:type="spellStart"/>
-            <w:r>
-              <w:rPr>
-                <w:rFonts w:ascii="Times New Roman" w:hAnsi="Times New Roman" w:cs="Times New Roman"/>
-                <w:sz w:val="28"/>
-                <w:szCs w:val="28"/>
-              </w:rPr>
-              <w:t>Firestore</w:t>
-            </w:r>
-            <w:proofErr w:type="spellEnd"/>
-            <w:r>
-              <w:rPr>
-                <w:rFonts w:ascii="Times New Roman" w:hAnsi="Times New Roman" w:cs="Times New Roman"/>
-                <w:sz w:val="28"/>
-                <w:szCs w:val="28"/>
-              </w:rPr>
-              <w:t>)</w:t>
+              <w:t>Room (поверх SQLite)</w:t>
             </w:r>
           </w:p>
         </w:tc>
@@ -3379,6 +1971,54 @@
                 <w:sz w:val="28"/>
                 <w:szCs w:val="28"/>
               </w:rPr>
+              <w:t>Бекенд / Синхронізація</w:t>
+            </w:r>
+          </w:p>
+        </w:tc>
+        <w:tc>
+          <w:tcPr>
+            <w:tcW w:w="4815" w:type="dxa"/>
+          </w:tcPr>
+          <w:p>
+            <w:pPr>
+              <w:jc w:val="center"/>
+              <w:rPr>
+                <w:rFonts w:ascii="Times New Roman" w:hAnsi="Times New Roman" w:cs="Times New Roman"/>
+                <w:sz w:val="28"/>
+                <w:szCs w:val="28"/>
+              </w:rPr>
+            </w:pPr>
+            <w:r>
+              <w:rPr>
+                <w:rFonts w:ascii="Times New Roman" w:hAnsi="Times New Roman" w:cs="Times New Roman"/>
+                <w:sz w:val="28"/>
+                <w:szCs w:val="28"/>
+              </w:rPr>
+              <w:t>Firebase (Firestore)</w:t>
+            </w:r>
+          </w:p>
+        </w:tc>
+      </w:tr>
+      <w:tr>
+        <w:tc>
+          <w:tcPr>
+            <w:tcW w:w="4814" w:type="dxa"/>
+          </w:tcPr>
+          <w:p>
+            <w:pPr>
+              <w:jc w:val="center"/>
+              <w:rPr>
+                <w:rFonts w:ascii="Times New Roman" w:hAnsi="Times New Roman" w:cs="Times New Roman"/>
+                <w:sz w:val="28"/>
+                <w:szCs w:val="28"/>
+              </w:rPr>
+            </w:pPr>
+            <w:r>
+              <w:rPr>
+                <w:rFonts w:ascii="Times New Roman" w:hAnsi="Times New Roman" w:cs="Times New Roman"/>
+                <w:sz w:val="28"/>
+                <w:szCs w:val="28"/>
+              </w:rPr>
               <w:t>Авторизація</w:t>
             </w:r>
           </w:p>
@@ -3396,34 +2036,14 @@
                 <w:szCs w:val="28"/>
               </w:rPr>
             </w:pPr>
-            <w:proofErr w:type="spellStart"/>
             <w:r>
               <w:rPr>
                 <w:rFonts w:ascii="Times New Roman" w:hAnsi="Times New Roman" w:cs="Times New Roman"/>
                 <w:sz w:val="28"/>
                 <w:szCs w:val="28"/>
               </w:rPr>
-              <w:t>Firebase</w:t>
+              <w:t>Firebase Authentication</w:t>
             </w:r>
-            <w:proofErr w:type="spellEnd"/>
-            <w:r>
-              <w:rPr>
-                <w:rFonts w:ascii="Times New Roman" w:hAnsi="Times New Roman" w:cs="Times New Roman"/>
-                <w:sz w:val="28"/>
-                <w:szCs w:val="28"/>
-              </w:rPr>
-              <w:t xml:space="preserve"> </w:t>
-            </w:r>
-            <w:proofErr w:type="spellStart"/>
-            <w:r>
-              <w:rPr>
-                <w:rFonts w:ascii="Times New Roman" w:hAnsi="Times New Roman" w:cs="Times New Roman"/>
-                <w:sz w:val="28"/>
-                <w:szCs w:val="28"/>
-              </w:rPr>
-              <w:t>Authentication</w:t>
-            </w:r>
-            <w:proofErr w:type="spellEnd"/>
           </w:p>
         </w:tc>
       </w:tr>
@@ -3470,7 +2090,6 @@
         </w:rPr>
         <w:t xml:space="preserve">. </w:t>
       </w:r>
-      <w:proofErr w:type="spellStart"/>
       <w:r>
         <w:rPr>
           <w:rFonts w:ascii="Times New Roman" w:hAnsi="Times New Roman" w:cs="Times New Roman"/>
@@ -3482,7 +2101,6 @@
         </w:rPr>
         <w:t>Створити</w:t>
       </w:r>
-      <w:proofErr w:type="spellEnd"/>
       <w:r>
         <w:rPr>
           <w:rFonts w:ascii="Times New Roman" w:hAnsi="Times New Roman" w:cs="Times New Roman"/>
@@ -3568,7 +2186,6 @@
           </w:rPr>
           <w:t>://</w:t>
         </w:r>
-        <w:proofErr w:type="spellStart"/>
         <w:r>
           <w:rPr>
             <w:rStyle w:val="a5"/>
@@ -3579,7 +2196,6 @@
           </w:rPr>
           <w:t>midgardproject</w:t>
         </w:r>
-        <w:proofErr w:type="spellEnd"/>
         <w:r>
           <w:rPr>
             <w:rStyle w:val="a5"/>
@@ -3590,7 +2206,6 @@
           </w:rPr>
           <w:t>.</w:t>
         </w:r>
-        <w:proofErr w:type="spellStart"/>
         <w:r>
           <w:rPr>
             <w:rStyle w:val="a5"/>
@@ -3601,7 +2216,6 @@
           </w:rPr>
           <w:t>atlassian</w:t>
         </w:r>
-        <w:proofErr w:type="spellEnd"/>
         <w:r>
           <w:rPr>
             <w:rStyle w:val="a5"/>
@@ -3632,7 +2246,6 @@
           </w:rPr>
           <w:t>/</w:t>
         </w:r>
-        <w:proofErr w:type="spellStart"/>
         <w:r>
           <w:rPr>
             <w:rStyle w:val="a5"/>
@@ -3643,7 +2256,6 @@
           </w:rPr>
           <w:t>jira</w:t>
         </w:r>
-        <w:proofErr w:type="spellEnd"/>
         <w:r>
           <w:rPr>
             <w:rStyle w:val="a5"/>
